--- a/CODS PARA CREAR PAGINAS USANDO VISUAL STUDIO CODE.docx
+++ b/CODS PARA CREAR PAGINAS USANDO VISUAL STUDIO CODE.docx
@@ -290,28 +290,72 @@
           <w:szCs w:val="28"/>
           <w:u w:val="single"/>
         </w:rPr>
-        <w:t xml:space="preserve">    &lt;h1&gt;¡A la mierda los que no creyeron en mí!&lt;/h1&gt;</w:t>
-      </w:r>
-    </w:p>
-    <w:p>
-      <w:pPr>
-        <w:rPr>
-          <w:b/>
-          <w:bCs/>
-          <w:sz w:val="28"/>
-          <w:szCs w:val="28"/>
-          <w:u w:val="single"/>
-        </w:rPr>
-      </w:pPr>
-      <w:r>
-        <w:rPr>
-          <w:b/>
-          <w:bCs/>
-          <w:sz w:val="28"/>
-          <w:szCs w:val="28"/>
-          <w:u w:val="single"/>
-        </w:rPr>
-        <w:t xml:space="preserve">    &lt;p&gt;Este es mi inicio en la programación y nadie me va a parar.&lt;/p&gt;</w:t>
+        <w:t xml:space="preserve">    &lt;h1</w:t>
+      </w:r>
+      <w:proofErr w:type="gramStart"/>
+      <w:r>
+        <w:rPr>
+          <w:b/>
+          <w:bCs/>
+          <w:sz w:val="28"/>
+          <w:szCs w:val="28"/>
+          <w:u w:val="single"/>
+        </w:rPr>
+        <w:t>&gt;¡</w:t>
+      </w:r>
+      <w:proofErr w:type="gramEnd"/>
+      <w:r>
+        <w:rPr>
+          <w:b/>
+          <w:bCs/>
+          <w:sz w:val="28"/>
+          <w:szCs w:val="28"/>
+          <w:u w:val="single"/>
+        </w:rPr>
+        <w:t>A la mierda los que no creyeron en mí!&lt;/h1&gt;</w:t>
+      </w:r>
+    </w:p>
+    <w:p>
+      <w:pPr>
+        <w:rPr>
+          <w:b/>
+          <w:bCs/>
+          <w:sz w:val="28"/>
+          <w:szCs w:val="28"/>
+          <w:u w:val="single"/>
+        </w:rPr>
+      </w:pPr>
+      <w:r>
+        <w:rPr>
+          <w:b/>
+          <w:bCs/>
+          <w:sz w:val="28"/>
+          <w:szCs w:val="28"/>
+          <w:u w:val="single"/>
+        </w:rPr>
+        <w:t xml:space="preserve">    &lt;p&gt;Este es mi inicio en la programación y nadie me va a </w:t>
+      </w:r>
+      <w:proofErr w:type="gramStart"/>
+      <w:r>
+        <w:rPr>
+          <w:b/>
+          <w:bCs/>
+          <w:sz w:val="28"/>
+          <w:szCs w:val="28"/>
+          <w:u w:val="single"/>
+        </w:rPr>
+        <w:t>parar.&lt;</w:t>
+      </w:r>
+      <w:proofErr w:type="gramEnd"/>
+      <w:r>
+        <w:rPr>
+          <w:b/>
+          <w:bCs/>
+          <w:sz w:val="28"/>
+          <w:szCs w:val="28"/>
+          <w:u w:val="single"/>
+        </w:rPr>
+        <w:t>/p&gt;</w:t>
       </w:r>
     </w:p>
     <w:p>
@@ -505,6 +549,126 @@
         </w:rPr>
         <w:t>Tinyhost.com</w:t>
       </w:r>
+    </w:p>
+    <w:p>
+      <w:pPr>
+        <w:rPr>
+          <w:sz w:val="28"/>
+          <w:szCs w:val="28"/>
+        </w:rPr>
+      </w:pPr>
+    </w:p>
+    <w:p>
+      <w:pPr>
+        <w:jc w:val="center"/>
+        <w:rPr>
+          <w:b/>
+          <w:bCs/>
+          <w:color w:val="FF0000"/>
+          <w:sz w:val="28"/>
+          <w:szCs w:val="28"/>
+          <w:u w:val="single"/>
+        </w:rPr>
+      </w:pPr>
+      <w:r>
+        <w:rPr>
+          <w:b/>
+          <w:bCs/>
+          <w:color w:val="FF0000"/>
+          <w:sz w:val="28"/>
+          <w:szCs w:val="28"/>
+          <w:u w:val="single"/>
+        </w:rPr>
+        <w:t xml:space="preserve">Plataforma para crear </w:t>
+      </w:r>
+      <w:proofErr w:type="spellStart"/>
+      <w:r>
+        <w:rPr>
+          <w:b/>
+          <w:bCs/>
+          <w:color w:val="FF0000"/>
+          <w:sz w:val="28"/>
+          <w:szCs w:val="28"/>
+          <w:u w:val="single"/>
+        </w:rPr>
+        <w:t>paginas</w:t>
+      </w:r>
+      <w:proofErr w:type="spellEnd"/>
+      <w:r>
+        <w:rPr>
+          <w:b/>
+          <w:bCs/>
+          <w:color w:val="FF0000"/>
+          <w:sz w:val="28"/>
+          <w:szCs w:val="28"/>
+          <w:u w:val="single"/>
+        </w:rPr>
+        <w:t xml:space="preserve"> web .</w:t>
+      </w:r>
+      <w:proofErr w:type="spellStart"/>
+      <w:r>
+        <w:rPr>
+          <w:b/>
+          <w:bCs/>
+          <w:color w:val="FF0000"/>
+          <w:sz w:val="28"/>
+          <w:szCs w:val="28"/>
+          <w:u w:val="single"/>
+        </w:rPr>
+        <w:t>com</w:t>
+      </w:r>
+      <w:proofErr w:type="spellEnd"/>
+    </w:p>
+    <w:p>
+      <w:pPr>
+        <w:jc w:val="center"/>
+        <w:rPr>
+          <w:b/>
+          <w:bCs/>
+          <w:color w:val="FF0000"/>
+          <w:sz w:val="28"/>
+          <w:szCs w:val="28"/>
+          <w:u w:val="single"/>
+        </w:rPr>
+      </w:pPr>
+    </w:p>
+    <w:p>
+      <w:pPr>
+        <w:rPr>
+          <w:rStyle w:val="Hipervnculo"/>
+          <w:sz w:val="28"/>
+          <w:szCs w:val="28"/>
+        </w:rPr>
+      </w:pPr>
+      <w:r>
+        <w:rPr>
+          <w:rStyle w:val="Hipervnculo"/>
+          <w:sz w:val="28"/>
+          <w:szCs w:val="28"/>
+        </w:rPr>
+        <w:t>Formspree</w:t>
+      </w:r>
+      <w:r>
+        <w:rPr>
+          <w:rStyle w:val="Hipervnculo"/>
+        </w:rPr>
+        <w:t>.</w:t>
+      </w:r>
+      <w:r>
+        <w:rPr>
+          <w:rStyle w:val="Hipervnculo"/>
+          <w:sz w:val="28"/>
+          <w:szCs w:val="28"/>
+        </w:rPr>
+        <w:t>com</w:t>
+      </w:r>
+    </w:p>
+    <w:p>
+      <w:pPr>
+        <w:rPr>
+          <w:rStyle w:val="Hipervnculo"/>
+        </w:rPr>
+      </w:pPr>
     </w:p>
     <w:p>
       <w:pPr>
